--- a/COMPLIANCE_DOCUMENTS/POPIA/PROAXIS_SOLUTIONS_COOKIE_POLICY.docx
+++ b/COMPLIANCE_DOCUMENTS/POPIA/PROAXIS_SOLUTIONS_COOKIE_POLICY.docx
@@ -40,12 +40,7 @@
         <w:t xml:space="preserve">Version:</w:t>
       </w:r>
       <w:r>
-        <w:t xml:space="preserve"> </w:t>
-      </w:r>
-      <w:r>
-        <w:t xml:space="preserve">1.0</w:t>
-      </w:r>
-      <w:r>
+        <w:t xml:space="preserve"> 1.0</w:t>
         <w:br/>
       </w:r>
       <w:r>
@@ -55,12 +50,7 @@
         <w:t xml:space="preserve">Effective Date:</w:t>
       </w:r>
       <w:r>
-        <w:t xml:space="preserve"> </w:t>
-      </w:r>
-      <w:r>
-        <w:t xml:space="preserve">June 2026</w:t>
-      </w:r>
-      <w:r>
+        <w:t xml:space="preserve"> June 2026</w:t>
         <w:br/>
       </w:r>
       <w:r>
@@ -70,12 +60,7 @@
         <w:t xml:space="preserve">Last Updated:</w:t>
       </w:r>
       <w:r>
-        <w:t xml:space="preserve"> </w:t>
-      </w:r>
-      <w:r>
-        <w:t xml:space="preserve">June 2026</w:t>
-      </w:r>
-      <w:r>
+        <w:t xml:space="preserve"> June 2026</w:t>
         <w:br/>
       </w:r>
       <w:r>
@@ -85,10 +70,7 @@
         <w:t xml:space="preserve">Information Officer Reference:</w:t>
       </w:r>
       <w:r>
-        <w:t xml:space="preserve"> </w:t>
-      </w:r>
-      <w:r>
-        <w:t xml:space="preserve">2025-058837</w:t>
+        <w:t xml:space="preserve"> 2025-058837</w:t>
       </w:r>
     </w:p>
     <w:p>
@@ -114,10 +96,7 @@
         <w:pStyle w:val="BlockText"/>
       </w:pPr>
       <w:r>
-        <w:t xml:space="preserve">⚠️</w:t>
-      </w:r>
-      <w:r>
-        <w:t xml:space="preserve"> </w:t>
+        <w:t xml:space="preserve">⚠️ </w:t>
       </w:r>
       <w:r>
         <w:rPr>
@@ -126,10 +105,7 @@
         <w:t xml:space="preserve">IMPLEMENTATION NOTE:</w:t>
       </w:r>
       <w:r>
-        <w:t xml:space="preserve"> </w:t>
-      </w:r>
-      <w:r>
-        <w:t xml:space="preserve">The specific cookies in use on this website must be verified by a technical audit of the Netlify deployment before this policy is finalised. The descriptions below reflect the known configuration (Netlify hosting, no confirmed third-party analytics as of June 2026) and must be updated if additional cookies or tracking scripts are added. Items marked [VERIFY/CONFIRM] require technical confirmation.</w:t>
+        <w:t xml:space="preserve"> The specific cookies in use on this website must be verified by a technical audit of the Netlify deployment before this policy is finalised. The descriptions below reflect the known configuration (Netlify hosting, no confirmed third-party analytics as of June 2026) and must be updated if additional cookies or tracking scripts are added. Items marked [VERIFY/CONFIRM] require technical confirmation.</w:t>
       </w:r>
     </w:p>
     <w:p>
@@ -187,10 +163,7 @@
         <w:pStyle w:val="FirstParagraph"/>
       </w:pPr>
       <w:r>
-        <w:t xml:space="preserve">Proaxis Solutions (Pty) Ltd uses cookies on its website (www.proaxissolutions.co.za) for the purposes described in this policy. Our website is hosted on</w:t>
-      </w:r>
-      <w:r>
-        <w:t xml:space="preserve"> </w:t>
+        <w:t xml:space="preserve">Proaxis Solutions (Pty) Ltd uses cookies on its website (www.proaxissolutions.co.za) for the purposes described in this policy. Our website is hosted on </w:t>
       </w:r>
       <w:r>
         <w:rPr>
@@ -251,10 +224,7 @@
         <w:pStyle w:val="FirstParagraph"/>
       </w:pPr>
       <w:r>
-        <w:t xml:space="preserve">We do</w:t>
-      </w:r>
-      <w:r>
-        <w:t xml:space="preserve"> </w:t>
+        <w:t xml:space="preserve">We do </w:t>
       </w:r>
       <w:r>
         <w:rPr>
@@ -263,28 +233,7 @@
         <w:t xml:space="preserve">not</w:t>
       </w:r>
       <w:r>
-        <w:t xml:space="preserve"> </w:t>
-      </w:r>
-      <w:r>
-        <w:t xml:space="preserve">use cookies for:</w:t>
-      </w:r>
-      <w:r>
-        <w:t xml:space="preserve"> </w:t>
-      </w:r>
-      <w:r>
-        <w:t xml:space="preserve">- Advertising or retargeting;</w:t>
-      </w:r>
-      <w:r>
-        <w:t xml:space="preserve"> </w:t>
-      </w:r>
-      <w:r>
-        <w:t xml:space="preserve">- Tracking your activity across other websites;</w:t>
-      </w:r>
-      <w:r>
-        <w:t xml:space="preserve"> </w:t>
-      </w:r>
-      <w:r>
-        <w:t xml:space="preserve">- Creating detailed profiles for marketing purposes.</w:t>
+        <w:t xml:space="preserve"> use cookies for: - Advertising or retargeting; - Tracking your activity across other websites; - Creating detailed profiles for marketing purposes.</w:t>
       </w:r>
     </w:p>
     <w:p>
@@ -545,25 +494,7 @@
         <w:t xml:space="preserve">Current status:</w:t>
       </w:r>
       <w:r>
-        <w:t xml:space="preserve"> </w:t>
-      </w:r>
-      <w:r>
-        <w:t xml:space="preserve">[CONFIRM: Whether any analytics cookies are in use. If not:</w:t>
-      </w:r>
-      <w:r>
-        <w:t xml:space="preserve"> </w:t>
-      </w:r>
-      <w:r>
-        <w:t xml:space="preserve">“</w:t>
-      </w:r>
-      <w:r>
-        <w:t xml:space="preserve">We currently do not use analytics cookies. Any future implementation of analytics tools will be disclosed in an updated version of this policy.</w:t>
-      </w:r>
-      <w:r>
-        <w:t xml:space="preserve">”</w:t>
-      </w:r>
-      <w:r>
-        <w:t xml:space="preserve">]</w:t>
+        <w:t xml:space="preserve"> [CONFIRM: Whether any analytics cookies are in use. If not: “We currently do not use analytics cookies. Any future implementation of analytics tools will be disclosed in an updated version of this policy.”]</w:t>
       </w:r>
     </w:p>
     <w:p>
@@ -613,10 +544,7 @@
         <w:t xml:space="preserve">We do not use marketing or tracking cookies.</w:t>
       </w:r>
       <w:r>
-        <w:t xml:space="preserve"> </w:t>
-      </w:r>
-      <w:r>
-        <w:t xml:space="preserve">We do not place any cookies for advertising, retargeting, or cross-site tracking purposes.</w:t>
+        <w:t xml:space="preserve"> We do not place any cookies for advertising, retargeting, or cross-site tracking purposes.</w:t>
       </w:r>
     </w:p>
     <w:p>
@@ -641,10 +569,7 @@
         <w:pStyle w:val="FirstParagraph"/>
       </w:pPr>
       <w:r>
-        <w:t xml:space="preserve">Our website is hosted on</w:t>
-      </w:r>
-      <w:r>
-        <w:t xml:space="preserve"> </w:t>
+        <w:t xml:space="preserve">Our website is hosted on </w:t>
       </w:r>
       <w:r>
         <w:rPr>
@@ -653,10 +578,7 @@
         <w:t xml:space="preserve">Netlify</w:t>
       </w:r>
       <w:r>
-        <w:t xml:space="preserve"> </w:t>
-      </w:r>
-      <w:r>
-        <w:t xml:space="preserve">(netlify.com). Netlify may set cookies as part of delivering the website infrastructure. Netlify’s own privacy policy governs how Netlify processes any data collected through its infrastructure. [VERIFY: current Netlify Privacy Policy at netlify.com/privacy]</w:t>
+        <w:t xml:space="preserve"> (netlify.com). Netlify may set cookies as part of delivering the website infrastructure. Netlify’s own privacy policy governs how Netlify processes any data collected through its infrastructure. [VERIFY: current Netlify Privacy Policy at netlify.com/privacy]</w:t>
       </w:r>
     </w:p>
     <w:p>
@@ -799,10 +721,7 @@
         <w:t xml:space="preserve">Google Chrome:</w:t>
       </w:r>
       <w:r>
-        <w:t xml:space="preserve"> </w:t>
-      </w:r>
-      <w:r>
-        <w:t xml:space="preserve">Settings &gt; Privacy and security &gt; Cookies and other site data</w:t>
+        <w:t xml:space="preserve"> Settings &gt; Privacy and security &gt; Cookies and other site data</w:t>
       </w:r>
     </w:p>
     <w:p>
@@ -820,10 +739,7 @@
         <w:t xml:space="preserve">Mozilla Firefox:</w:t>
       </w:r>
       <w:r>
-        <w:t xml:space="preserve"> </w:t>
-      </w:r>
-      <w:r>
-        <w:t xml:space="preserve">Settings &gt; Privacy &amp; Security &gt; Cookies and Site Data</w:t>
+        <w:t xml:space="preserve"> Settings &gt; Privacy &amp; Security &gt; Cookies and Site Data</w:t>
       </w:r>
     </w:p>
     <w:p>
@@ -841,10 +757,7 @@
         <w:t xml:space="preserve">Microsoft Edge:</w:t>
       </w:r>
       <w:r>
-        <w:t xml:space="preserve"> </w:t>
-      </w:r>
-      <w:r>
-        <w:t xml:space="preserve">Settings &gt; Cookies and site permissions</w:t>
+        <w:t xml:space="preserve"> Settings &gt; Cookies and site permissions</w:t>
       </w:r>
     </w:p>
     <w:p>
@@ -862,10 +775,7 @@
         <w:t xml:space="preserve">Safari (iOS/macOS):</w:t>
       </w:r>
       <w:r>
-        <w:t xml:space="preserve"> </w:t>
-      </w:r>
-      <w:r>
-        <w:t xml:space="preserve">Settings &gt; Safari &gt; Privacy &amp; Security</w:t>
+        <w:t xml:space="preserve"> Settings &gt; Safari &gt; Privacy &amp; Security</w:t>
       </w:r>
     </w:p>
     <w:p>
@@ -873,10 +783,7 @@
         <w:pStyle w:val="FirstParagraph"/>
       </w:pPr>
       <w:r>
-        <w:t xml:space="preserve">For comprehensive guidance on managing cookies across all devices, visit:</w:t>
-      </w:r>
-      <w:r>
-        <w:t xml:space="preserve"> </w:t>
+        <w:t xml:space="preserve">For comprehensive guidance on managing cookies across all devices, visit: </w:t>
       </w:r>
       <w:hyperlink r:id="rId33">
         <w:r>
@@ -887,10 +794,7 @@
         </w:r>
       </w:hyperlink>
       <w:r>
-        <w:t xml:space="preserve"> </w:t>
-      </w:r>
-      <w:r>
-        <w:t xml:space="preserve">[VERIFY: current URL]</w:t>
+        <w:t xml:space="preserve"> [VERIFY: current URL]</w:t>
       </w:r>
     </w:p>
     <w:p>
@@ -948,10 +852,7 @@
         <w:pStyle w:val="FirstParagraph"/>
       </w:pPr>
       <w:r>
-        <w:t xml:space="preserve">Any personal information collected through cookies is handled in accordance with our</w:t>
-      </w:r>
-      <w:r>
-        <w:t xml:space="preserve"> </w:t>
+        <w:t xml:space="preserve">Any personal information collected through cookies is handled in accordance with our </w:t>
       </w:r>
       <w:r>
         <w:rPr>
@@ -1113,10 +1014,7 @@
               <w:jc w:val="left"/>
             </w:pPr>
             <w:r>
-              <w:t xml:space="preserve">willsonjohnny430@gmail.com</w:t>
-            </w:r>
-            <w:r>
-              <w:t xml:space="preserve"> </w:t>
+              <w:t xml:space="preserve">willsonjohnny430@gmail.com </w:t>
             </w:r>
             <w:r>
               <w:rPr>
@@ -1220,29 +1118,6 @@
         <w:pict>
           <v:rect style="width:0;height:1.5pt" o:hralign="center" o:hrstd="t" o:hr="t"/>
         </w:pict>
-      </w:r>
-    </w:p>
-    <w:p>
-      <w:pPr>
-        <w:pStyle w:val="BlockText"/>
-      </w:pPr>
-      <w:r>
-        <w:t xml:space="preserve">⚠️</w:t>
-      </w:r>
-      <w:r>
-        <w:t xml:space="preserve"> </w:t>
-      </w:r>
-      <w:r>
-        <w:rPr>
-          <w:b/>
-        </w:rPr>
-        <w:t xml:space="preserve">AI-GENERATED DOCUMENT</w:t>
-      </w:r>
-      <w:r>
-        <w:t xml:space="preserve"> </w:t>
-      </w:r>
-      <w:r>
-        <w:t xml:space="preserve">— This Cookie Policy was prepared with AI assistance. It must be technically verified against the actual cookie configuration of the live website before publication, and reviewed by a qualified attorney. Items marked [VERIFY] require confirmation before the policy is finalised.</w:t>
       </w:r>
     </w:p>
     <w:p>
